--- a/testakten/unfallversicherung-arbeitsunfall-lagerleiter-sturz-trier/14_krankenhaus_aufnahmebericht_verlauf.docx
+++ b/testakten/unfallversicherung-arbeitsunfall-lagerleiter-sturz-trier/14_krankenhaus_aufnahmebericht_verlauf.docx
@@ -18,7 +18,7 @@
           <w:i w:val="0"/>
           <w:sz w:val="22"/>
         </w:rPr>
-        <w:t>Bruederkrankenhaus Trier</w:t>
+        <w:t>Brüderkrankenhaus Trier</w:t>
       </w:r>
     </w:p>
     <w:p>
@@ -29,7 +29,7 @@
           <w:i w:val="0"/>
           <w:sz w:val="22"/>
         </w:rPr>
-        <w:t>Abteilung Unfallchirurgie und Orthopaedie</w:t>
+        <w:t>Abteilung Unfallchirurgie und Orthopädie</w:t>
       </w:r>
     </w:p>
     <w:p>
@@ -60,7 +60,7 @@
           <w:i w:val="0"/>
           <w:sz w:val="22"/>
         </w:rPr>
-        <w:t>Aufnahme in die Notaufnahme am 03.04.2026 um 7:34 Uhr durch den Rettungsdienst. Aufnehmender Arzt: Dr. Reiner Kauth, Durchgangsarzt. Diagnosen bei Aufnahme: Verdacht auf Rotatorenmanschettenruptur rechts, Schaedelprellung, Schuerfwunden rechter Ellenbogen.</w:t>
+        <w:t>Aufnahme in die Notaufnahme am 03.04.2026 um 7:34 Uhr durch den Rettungsdienst. Aufnehmender Arzt: Dr. Reiner Kauth, Durchgangsarzt. Diagnosen bei Aufnahme: Verdacht auf Rotatorenmanschettenruptur rechts, Schädelprellung, Schürfwunden rechter Ellenbogen.</w:t>
       </w:r>
     </w:p>
     <w:p>
@@ -79,7 +79,7 @@
           <w:i w:val="0"/>
           <w:sz w:val="22"/>
         </w:rPr>
-        <w:t>Rechte Schulter druckschmerzhaft, aktive Abduktion nicht ueber 30 Grad moeglich, passive Beweglichkeit endgradig eingeschraenkt und schmerzhaft. Kein neurologisches Defizit im Bereich des Plexus brachialis. Kopf: reizlose Kopfschwarte, keine Kalottenstufe tastbar, Pupillen isokor und lichtreagibel.</w:t>
+        <w:t>Rechte Schulter druckschmerzhaft, aktive Abduktion nicht über 30 Grad möglich, passive Beweglichkeit endgradig eingeschränkt und schmerzhaft. Kein neurologisches Defizit im Bereich des Plexus brachialis. Kopf: reizlose Kopfschwarte, keine Kalottenstufe tastbar, Pupillen isokor und lichtreagibel.</w:t>
       </w:r>
     </w:p>
     <w:p>
@@ -98,7 +98,7 @@
           <w:i w:val="0"/>
           <w:sz w:val="22"/>
         </w:rPr>
-        <w:t>Roentgen Schulter rechts in zwei Ebenen: keine knoecherne Fraktur, keine Luxation, altersentsprechende AC-Gelenksveraenderungen. Craniales CT bei Verdacht auf Schaedel-Hirn-Trauma ersten Grades: keine intrakranielle Blutung, keine Kalottenfraktur.</w:t>
+        <w:t>Röntgen Schulter rechts in zwei Ebenen: keine knöcherne Fraktur, keine Luxation, altersentsprechende AC-Gelenksveränderungen. Craniales CT bei Verdacht auf Schädel-Hirn-Trauma ersten Grades: keine intrakranielle Blutung, keine Kalottenfraktur.</w:t>
       </w:r>
     </w:p>
     <w:p>
@@ -106,7 +106,7 @@
         <w:pStyle w:val="Heading2"/>
       </w:pPr>
       <w:r>
-        <w:t>4. Verlauf stationaer</w:t>
+        <w:t>4. Verlauf stationär</w:t>
       </w:r>
     </w:p>
     <w:p>
@@ -117,7 +117,7 @@
           <w:i w:val="0"/>
           <w:sz w:val="22"/>
         </w:rPr>
-        <w:t>Stationaere Aufnahme zur Ueberwachung bei Kopfanprall vom 03.04.2026 bis 04.04.2026. Neurologische Kontrollen unauffaellig. Entlassung am 04.04.2026 mit ambulanter Weiterbehandlung, Terminvereinbarung MRT Schulter und Wiedervorstellung in der Unfallchirurgie.</w:t>
+        <w:t>Stationäre Aufnahme zur Überwachung bei Kopfanprall vom 03.04.2026 bis 04.04.2026. Neurologische Kontrollen unauffällig. Entlassung am 04.04.2026 mit ambulanter Weiterbehandlung, Terminvereinbarung MRT Schulter und Wiedervorstellung in der Unfallchirurgie.</w:t>
       </w:r>
     </w:p>
     <w:p>
@@ -136,22 +136,11 @@
           <w:i w:val="0"/>
           <w:sz w:val="22"/>
         </w:rPr>
-        <w:t>Wiedervorstellung am 10.04.2026 nach MRT-Befund vom 09.04.2026. Bei bestaetigter Teilruptur der Supraspinatussehne mit zunehmenden Beschwerden und ausbleibender Besserung unter konservativer Behandlung wird die Indikation zur arthroskopischen Rekonstruktion gestellt. Aufklaerungsgespraech am 16.04.2026, Operationstermin 21.04.2026.</w:t>
-      </w:r>
-    </w:p>
-    <w:p>
-      <w:r>
-        <w:rPr>
-          <w:rFonts w:ascii="Times New Roman" w:hAnsi="Times New Roman"/>
-          <w:b w:val="0"/>
-          <w:i w:val="0"/>
-          <w:sz w:val="22"/>
-        </w:rPr>
-        <w:t>Formathinweis: Dieses Aktenstück wird in Times New Roman, 11 pt, mit ausschließlich dezimaler Gliederung ausgegeben.</w:t>
+        <w:t>Wiedervorstellung am 10.04.2026 nach MRT-Befund vom 09.04.2026. Bei bestätigter Teilruptur der Supraspinatussehne mit zunehmenden Beschwerden und ausbleibender Besserung unter konservativer Behandlung wird die Indikation zur arthroskopischen Rekonstruktion gestellt. Aufklärungsgespräch am 16.04.2026, Operationstermin 21.04.2026.</w:t>
       </w:r>
     </w:p>
     <w:sectPr>
-      <w:pgSz w:w="12240" w:h="15840"/>
+      <w:pgSz w:w="11906" w:h="16838"/>
       <w:pgMar w:top="1440" w:right="1800" w:bottom="1440" w:left="1800" w:header="720" w:footer="720" w:gutter="0"/>
       <w:cols w:space="720"/>
       <w:docGrid w:linePitch="360"/>
